--- a/input/E001 Joy Buolamwini/Dr. Joy Buolamwini Transcript.docx
+++ b/input/E001 Joy Buolamwini/Dr. Joy Buolamwini Transcript.docx
@@ -139,371 +139,6 @@
         </w:rPr>
       </w:r>
     </w:p>
-    <w:p>
-      <w:pPr>
-        <w:pStyle w:val="Heading3"/>
-        <w:rPr>
-          <w:u w:val="single"/>
-        </w:rPr>
-      </w:pPr>
-      <w:bookmarkStart w:colFirst="0" w:colLast="0" w:name="_drg4n1phmr5t" w:id="0"/>
-      <w:bookmarkEnd w:id="0"/>
-      <w:r>
-        <w:rPr>
-          <w:u w:val="single"/>
-          <w:rtl w:val="0"/>
-        </w:rPr>
-        <w:t xml:space="preserve">Outline</w:t>
-      </w:r>
-    </w:p>
-    <w:sdt>
-      <w:sdtPr>
-        <w:id w:val="-500591637"/>
-        <w:docPartObj>
-          <w:docPartGallery w:val="Table of Contents"/>
-          <w:docPartUnique w:val="1"/>
-        </w:docPartObj>
-      </w:sdtPr>
-      <w:sdtContent>
-        <w:p>
-          <w:pPr>
-            <w:widowControl w:val="0"/>
-            <w:spacing w:before="60" w:line="240" w:lineRule="auto"/>
-            <w:rPr>
-              <w:rFonts w:ascii="Arial" w:cs="Arial" w:eastAsia="Arial" w:hAnsi="Arial"/>
-              <w:b w:val="0"/>
-              <w:bCs w:val="0"/>
-              <w:i w:val="0"/>
-              <w:iCs w:val="0"/>
-              <w:smallCaps w:val="0"/>
-              <w:strike w:val="0"/>
-              <w:color w:val="1155cc"/>
-              <w:sz w:val="22"/>
-              <w:szCs w:val="22"/>
-              <w:u w:val="single"/>
-              <w:shd w:fill="auto" w:val="clear"/>
-              <w:vertAlign w:val="baseline"/>
-            </w:rPr>
-          </w:pPr>
-          <w:r>
-            <w:fldChar w:fldCharType="begin"/>
-            <w:instrText xml:space="preserve"> TOC \h \u \z \n \t "Heading 1,1,Heading 2,2,Heading 3,3,Heading 4,4,Heading 5,5,Heading 6,6,"</w:instrText>
-            <w:fldChar w:fldCharType="separate"/>
-          </w:r>
-          <w:hyperlink w:anchor="_drg4n1phmr5t">
-            <w:r>
-              <w:rPr>
-                <w:rFonts w:ascii="Arial" w:cs="Arial" w:eastAsia="Arial" w:hAnsi="Arial"/>
-                <w:b w:val="0"/>
-                <w:bCs w:val="0"/>
-                <w:i w:val="0"/>
-                <w:iCs w:val="0"/>
-                <w:smallCaps w:val="0"/>
-                <w:strike w:val="0"/>
-                <w:color w:val="1155cc"/>
-                <w:sz w:val="22"/>
-                <w:szCs w:val="22"/>
-                <w:u w:val="single"/>
-                <w:shd w:fill="auto" w:val="clear"/>
-                <w:vertAlign w:val="baseline"/>
-                <w:rtl w:val="0"/>
-              </w:rPr>
-              <w:t xml:space="preserve">Outline</w:t>
-            </w:r>
-          </w:hyperlink>
-          <w:r>
-            <w:rPr>
-              <w:rtl w:val="0"/>
-            </w:rPr>
-          </w:r>
-        </w:p>
-        <w:p>
-          <w:pPr>
-            <w:widowControl w:val="0"/>
-            <w:spacing w:before="60" w:line="240" w:lineRule="auto"/>
-            <w:rPr>
-              <w:rFonts w:ascii="Arial" w:cs="Arial" w:eastAsia="Arial" w:hAnsi="Arial"/>
-              <w:b w:val="0"/>
-              <w:bCs w:val="0"/>
-              <w:i w:val="0"/>
-              <w:iCs w:val="0"/>
-              <w:smallCaps w:val="0"/>
-              <w:strike w:val="0"/>
-              <w:color w:val="1155cc"/>
-              <w:sz w:val="22"/>
-              <w:szCs w:val="22"/>
-              <w:u w:val="single"/>
-              <w:shd w:fill="auto" w:val="clear"/>
-              <w:vertAlign w:val="baseline"/>
-            </w:rPr>
-          </w:pPr>
-          <w:hyperlink w:anchor="_7e6ga11ef1g5">
-            <w:r>
-              <w:rPr>
-                <w:rFonts w:ascii="Arial" w:cs="Arial" w:eastAsia="Arial" w:hAnsi="Arial"/>
-                <w:b w:val="0"/>
-                <w:bCs w:val="0"/>
-                <w:i w:val="0"/>
-                <w:iCs w:val="0"/>
-                <w:smallCaps w:val="0"/>
-                <w:strike w:val="0"/>
-                <w:color w:val="1155cc"/>
-                <w:sz w:val="22"/>
-                <w:szCs w:val="22"/>
-                <w:u w:val="single"/>
-                <w:shd w:fill="auto" w:val="clear"/>
-                <w:vertAlign w:val="baseline"/>
-                <w:rtl w:val="0"/>
-              </w:rPr>
-              <w:t xml:space="preserve">BEAT 1: THE STAKES</w:t>
-            </w:r>
-          </w:hyperlink>
-          <w:r>
-            <w:rPr>
-              <w:rtl w:val="0"/>
-            </w:rPr>
-          </w:r>
-        </w:p>
-        <w:p>
-          <w:pPr>
-            <w:widowControl w:val="0"/>
-            <w:spacing w:before="60" w:line="240" w:lineRule="auto"/>
-            <w:rPr>
-              <w:rFonts w:ascii="Arial" w:cs="Arial" w:eastAsia="Arial" w:hAnsi="Arial"/>
-              <w:b w:val="0"/>
-              <w:bCs w:val="0"/>
-              <w:i w:val="0"/>
-              <w:iCs w:val="0"/>
-              <w:smallCaps w:val="0"/>
-              <w:strike w:val="0"/>
-              <w:color w:val="1155cc"/>
-              <w:sz w:val="22"/>
-              <w:szCs w:val="22"/>
-              <w:u w:val="single"/>
-              <w:shd w:fill="auto" w:val="clear"/>
-              <w:vertAlign w:val="baseline"/>
-            </w:rPr>
-          </w:pPr>
-          <w:hyperlink w:anchor="_xls8q3ngk8oi">
-            <w:r>
-              <w:rPr>
-                <w:rFonts w:ascii="Arial" w:cs="Arial" w:eastAsia="Arial" w:hAnsi="Arial"/>
-                <w:b w:val="0"/>
-                <w:bCs w:val="0"/>
-                <w:i w:val="0"/>
-                <w:iCs w:val="0"/>
-                <w:smallCaps w:val="0"/>
-                <w:strike w:val="0"/>
-                <w:color w:val="1155cc"/>
-                <w:sz w:val="22"/>
-                <w:szCs w:val="22"/>
-                <w:u w:val="single"/>
-                <w:shd w:fill="auto" w:val="clear"/>
-                <w:vertAlign w:val="baseline"/>
-                <w:rtl w:val="0"/>
-              </w:rPr>
-              <w:t xml:space="preserve">BEAT 2: THE FIRST SOCIAL ROBOT</w:t>
-            </w:r>
-          </w:hyperlink>
-          <w:r>
-            <w:rPr>
-              <w:rtl w:val="0"/>
-            </w:rPr>
-          </w:r>
-        </w:p>
-        <w:p>
-          <w:pPr>
-            <w:widowControl w:val="0"/>
-            <w:spacing w:before="60" w:line="240" w:lineRule="auto"/>
-            <w:rPr>
-              <w:rFonts w:ascii="Arial" w:cs="Arial" w:eastAsia="Arial" w:hAnsi="Arial"/>
-              <w:b w:val="0"/>
-              <w:bCs w:val="0"/>
-              <w:i w:val="0"/>
-              <w:iCs w:val="0"/>
-              <w:smallCaps w:val="0"/>
-              <w:strike w:val="0"/>
-              <w:color w:val="1155cc"/>
-              <w:sz w:val="22"/>
-              <w:szCs w:val="22"/>
-              <w:u w:val="single"/>
-              <w:shd w:fill="auto" w:val="clear"/>
-              <w:vertAlign w:val="baseline"/>
-            </w:rPr>
-          </w:pPr>
-          <w:hyperlink w:anchor="_o9o8sbltu2ll">
-            <w:r>
-              <w:rPr>
-                <w:rFonts w:ascii="Arial" w:cs="Arial" w:eastAsia="Arial" w:hAnsi="Arial"/>
-                <w:b w:val="0"/>
-                <w:bCs w:val="0"/>
-                <w:i w:val="0"/>
-                <w:iCs w:val="0"/>
-                <w:smallCaps w:val="0"/>
-                <w:strike w:val="0"/>
-                <w:color w:val="1155cc"/>
-                <w:sz w:val="22"/>
-                <w:szCs w:val="22"/>
-                <w:u w:val="single"/>
-                <w:shd w:fill="auto" w:val="clear"/>
-                <w:vertAlign w:val="baseline"/>
-                <w:rtl w:val="0"/>
-              </w:rPr>
-              <w:t xml:space="preserve">BEAT 3: UN-SEEN</w:t>
-            </w:r>
-          </w:hyperlink>
-          <w:r>
-            <w:rPr>
-              <w:rtl w:val="0"/>
-            </w:rPr>
-          </w:r>
-        </w:p>
-        <w:p>
-          <w:pPr>
-            <w:widowControl w:val="0"/>
-            <w:spacing w:before="60" w:line="240" w:lineRule="auto"/>
-            <w:rPr>
-              <w:rFonts w:ascii="Arial" w:cs="Arial" w:eastAsia="Arial" w:hAnsi="Arial"/>
-              <w:b w:val="0"/>
-              <w:bCs w:val="0"/>
-              <w:i w:val="0"/>
-              <w:iCs w:val="0"/>
-              <w:smallCaps w:val="0"/>
-              <w:strike w:val="0"/>
-              <w:color w:val="1155cc"/>
-              <w:sz w:val="22"/>
-              <w:szCs w:val="22"/>
-              <w:u w:val="single"/>
-              <w:shd w:fill="auto" w:val="clear"/>
-              <w:vertAlign w:val="baseline"/>
-            </w:rPr>
-          </w:pPr>
-          <w:hyperlink w:anchor="_129cq71xt1gq">
-            <w:r>
-              <w:rPr>
-                <w:rFonts w:ascii="Arial" w:cs="Arial" w:eastAsia="Arial" w:hAnsi="Arial"/>
-                <w:b w:val="0"/>
-                <w:bCs w:val="0"/>
-                <w:i w:val="0"/>
-                <w:iCs w:val="0"/>
-                <w:smallCaps w:val="0"/>
-                <w:strike w:val="0"/>
-                <w:color w:val="1155cc"/>
-                <w:sz w:val="22"/>
-                <w:szCs w:val="22"/>
-                <w:u w:val="single"/>
-                <w:shd w:fill="auto" w:val="clear"/>
-                <w:vertAlign w:val="baseline"/>
-                <w:rtl w:val="0"/>
-              </w:rPr>
-              <w:t xml:space="preserve">BEAT 4: IT’S THE DATA</w:t>
-            </w:r>
-          </w:hyperlink>
-          <w:r>
-            <w:rPr>
-              <w:rtl w:val="0"/>
-            </w:rPr>
-          </w:r>
-        </w:p>
-        <w:p>
-          <w:pPr>
-            <w:widowControl w:val="0"/>
-            <w:spacing w:before="60" w:line="240" w:lineRule="auto"/>
-            <w:rPr>
-              <w:rFonts w:ascii="Arial" w:cs="Arial" w:eastAsia="Arial" w:hAnsi="Arial"/>
-              <w:b w:val="0"/>
-              <w:bCs w:val="0"/>
-              <w:i w:val="0"/>
-              <w:iCs w:val="0"/>
-              <w:smallCaps w:val="0"/>
-              <w:strike w:val="0"/>
-              <w:color w:val="1155cc"/>
-              <w:sz w:val="22"/>
-              <w:szCs w:val="22"/>
-              <w:u w:val="single"/>
-              <w:shd w:fill="auto" w:val="clear"/>
-              <w:vertAlign w:val="baseline"/>
-            </w:rPr>
-          </w:pPr>
-          <w:hyperlink w:anchor="_h07so49pfhhj">
-            <w:r>
-              <w:rPr>
-                <w:rFonts w:ascii="Arial" w:cs="Arial" w:eastAsia="Arial" w:hAnsi="Arial"/>
-                <w:b w:val="0"/>
-                <w:bCs w:val="0"/>
-                <w:i w:val="0"/>
-                <w:iCs w:val="0"/>
-                <w:smallCaps w:val="0"/>
-                <w:strike w:val="0"/>
-                <w:color w:val="1155cc"/>
-                <w:sz w:val="22"/>
-                <w:szCs w:val="22"/>
-                <w:u w:val="single"/>
-                <w:shd w:fill="auto" w:val="clear"/>
-                <w:vertAlign w:val="baseline"/>
-                <w:rtl w:val="0"/>
-              </w:rPr>
-              <w:t xml:space="preserve">BEAT 5: THE IMPACT</w:t>
-            </w:r>
-          </w:hyperlink>
-          <w:r>
-            <w:rPr>
-              <w:rtl w:val="0"/>
-            </w:rPr>
-          </w:r>
-        </w:p>
-        <w:p>
-          <w:pPr>
-            <w:widowControl w:val="0"/>
-            <w:spacing w:before="60" w:line="240" w:lineRule="auto"/>
-            <w:rPr>
-              <w:rFonts w:ascii="Arial" w:cs="Arial" w:eastAsia="Arial" w:hAnsi="Arial"/>
-              <w:b w:val="0"/>
-              <w:bCs w:val="0"/>
-              <w:i w:val="0"/>
-              <w:iCs w:val="0"/>
-              <w:smallCaps w:val="0"/>
-              <w:strike w:val="0"/>
-              <w:color w:val="1155cc"/>
-              <w:sz w:val="22"/>
-              <w:szCs w:val="22"/>
-              <w:u w:val="single"/>
-              <w:shd w:fill="auto" w:val="clear"/>
-              <w:vertAlign w:val="baseline"/>
-            </w:rPr>
-          </w:pPr>
-          <w:hyperlink w:anchor="_ijk94wepqxv">
-            <w:r>
-              <w:rPr>
-                <w:rFonts w:ascii="Arial" w:cs="Arial" w:eastAsia="Arial" w:hAnsi="Arial"/>
-                <w:b w:val="0"/>
-                <w:bCs w:val="0"/>
-                <w:i w:val="0"/>
-                <w:iCs w:val="0"/>
-                <w:smallCaps w:val="0"/>
-                <w:strike w:val="0"/>
-                <w:color w:val="1155cc"/>
-                <w:sz w:val="22"/>
-                <w:szCs w:val="22"/>
-                <w:u w:val="single"/>
-                <w:shd w:fill="auto" w:val="clear"/>
-                <w:vertAlign w:val="baseline"/>
-                <w:rtl w:val="0"/>
-              </w:rPr>
-              <w:t xml:space="preserve">BEAT 6: WHERE WE GO FROM HERE</w:t>
-            </w:r>
-          </w:hyperlink>
-          <w:r>
-            <w:rPr>
-              <w:rtl w:val="0"/>
-            </w:rPr>
-          </w:r>
-          <w:r>
-            <w:fldChar w:fldCharType="end"/>
-          </w:r>
-        </w:p>
-      </w:sdtContent>
-    </w:sdt>
     <w:p>
       <w:pPr>
         <w:pStyle w:val="Heading3"/>

--- a/input/E001 Joy Buolamwini/Dr. Joy Buolamwini Transcript.docx
+++ b/input/E001 Joy Buolamwini/Dr. Joy Buolamwini Transcript.docx
@@ -2087,7 +2087,6 @@
       <w:pPr>
         <w:spacing w:after="280" w:lineRule="auto"/>
         <w:rPr>
-          <w:strike w:val="1"/>
           <w:color w:val="a3a3a3"/>
           <w:sz w:val="24"/>
           <w:szCs w:val="24"/>
@@ -3068,7 +3067,6 @@
       <w:pPr>
         <w:spacing w:after="280" w:lineRule="auto"/>
         <w:rPr>
-          <w:strike w:val="1"/>
           <w:color w:val="a3a3a3"/>
           <w:sz w:val="24"/>
           <w:szCs w:val="24"/>
@@ -4817,7 +4815,6 @@
       <w:pPr>
         <w:spacing w:after="280" w:lineRule="auto"/>
         <w:rPr>
-          <w:strike w:val="1"/>
           <w:color w:val="a3a3a3"/>
           <w:sz w:val="24"/>
           <w:szCs w:val="24"/>
@@ -5414,7 +5411,6 @@
       <w:pPr>
         <w:spacing w:after="280" w:lineRule="auto"/>
         <w:rPr>
-          <w:strike w:val="1"/>
           <w:color w:val="a3a3a3"/>
           <w:sz w:val="24"/>
           <w:szCs w:val="24"/>
@@ -5536,7 +5532,6 @@
       <w:pPr>
         <w:spacing w:after="280" w:lineRule="auto"/>
         <w:rPr>
-          <w:strike w:val="1"/>
           <w:color w:val="a3a3a3"/>
           <w:sz w:val="24"/>
           <w:szCs w:val="24"/>
@@ -5897,7 +5892,6 @@
       <w:pPr>
         <w:spacing w:after="280" w:lineRule="auto"/>
         <w:rPr>
-          <w:strike w:val="1"/>
           <w:sz w:val="24"/>
           <w:szCs w:val="24"/>
         </w:rPr>
@@ -6658,7 +6652,6 @@
       <w:pPr>
         <w:spacing w:after="280" w:lineRule="auto"/>
         <w:rPr>
-          <w:strike w:val="1"/>
           <w:color w:val="a3a3a3"/>
           <w:sz w:val="24"/>
           <w:szCs w:val="24"/>
@@ -7101,7 +7094,6 @@
       <w:pPr>
         <w:spacing w:after="280" w:lineRule="auto"/>
         <w:rPr>
-          <w:strike w:val="1"/>
           <w:sz w:val="24"/>
           <w:szCs w:val="24"/>
         </w:rPr>
@@ -7163,7 +7155,6 @@
       <w:pPr>
         <w:spacing w:after="280" w:lineRule="auto"/>
         <w:rPr>
-          <w:strike w:val="1"/>
           <w:sz w:val="24"/>
           <w:szCs w:val="24"/>
         </w:rPr>
@@ -7314,7 +7305,6 @@
       <w:pPr>
         <w:spacing w:after="280" w:lineRule="auto"/>
         <w:rPr>
-          <w:strike w:val="1"/>
           <w:color w:val="a3a3a3"/>
           <w:sz w:val="24"/>
           <w:szCs w:val="24"/>
@@ -8112,7 +8102,6 @@
     <w:p>
       <w:pPr>
         <w:rPr>
-          <w:strike w:val="1"/>
           <w:sz w:val="24"/>
           <w:szCs w:val="24"/>
         </w:rPr>

--- a/input/E001 Joy Buolamwini/Dr. Joy Buolamwini Transcript.docx
+++ b/input/E001 Joy Buolamwini/Dr. Joy Buolamwini Transcript.docx
@@ -2,236 +2,6 @@
 <file path=word/document.xml><?xml version="1.0" encoding="utf-8"?>
 <w:document xmlns:mc="http://schemas.openxmlformats.org/markup-compatibility/2006" xmlns:o="urn:schemas-microsoft-com:office:office" xmlns:r="http://schemas.openxmlformats.org/officeDocument/2006/relationships" xmlns:m="http://schemas.openxmlformats.org/officeDocument/2006/math" xmlns:v="urn:schemas-microsoft-com:vml" xmlns:wp="http://schemas.openxmlformats.org/drawingml/2006/wordprocessingDrawing" xmlns:w10="urn:schemas-microsoft-com:office:word" xmlns:w="http://schemas.openxmlformats.org/wordprocessingml/2006/main" xmlns:wne="http://schemas.microsoft.com/office/word/2006/wordml" xmlns:sl="http://schemas.openxmlformats.org/schemaLibrary/2006/main" xmlns:a="http://schemas.openxmlformats.org/drawingml/2006/main" xmlns:pic="http://schemas.openxmlformats.org/drawingml/2006/picture" xmlns:c="http://schemas.openxmlformats.org/drawingml/2006/chart" xmlns:lc="http://schemas.openxmlformats.org/drawingml/2006/lockedCanvas" xmlns:dgm="http://schemas.openxmlformats.org/drawingml/2006/diagram" xmlns:wps="http://schemas.microsoft.com/office/word/2010/wordprocessingShape" xmlns:wpg="http://schemas.microsoft.com/office/word/2010/wordprocessingGroup" xmlns:w14="http://schemas.microsoft.com/office/word/2010/wordml" xmlns:w15="http://schemas.microsoft.com/office/word/2012/wordml" xmlns:w16="http://schemas.microsoft.com/office/word/2018/wordml" xmlns:w16cex="http://schemas.microsoft.com/office/word/2018/wordml/cex" xmlns:w16cid="http://schemas.microsoft.com/office/word/2016/wordml/cid" xmlns="http://schemas.microsoft.com/office/tasks/2019/documenttasks" xmlns:cr="http://schemas.microsoft.com/office/comments/2020/reactions">
   <w:body>
-    <w:p>
-      <w:pPr>
-        <w:ind w:left="1440" w:firstLine="0"/>
-        <w:rPr/>
-      </w:pPr>
-      <w:r>
-        <w:rPr>
-          <w:rtl w:val="0"/>
-        </w:rPr>
-        <w:t xml:space="preserve"> </w:t>
-      </w:r>
-    </w:p>
-    <w:p>
-      <w:pPr>
-        <w:rPr/>
-      </w:pPr>
-      <w:r>
-        <w:rPr>
-          <w:rtl w:val="0"/>
-        </w:rPr>
-      </w:r>
-    </w:p>
-    <w:p>
-      <w:pPr>
-        <w:jc w:val="center"/>
-        <w:rPr>
-          <w:b w:val="1"/>
-          <w:bCs w:val="1"/>
-          <w:sz w:val="30"/>
-          <w:szCs w:val="30"/>
-        </w:rPr>
-      </w:pPr>
-      <w:r>
-        <w:rPr>
-          <w:b w:val="1"/>
-          <w:bCs w:val="1"/>
-          <w:sz w:val="30"/>
-          <w:szCs w:val="30"/>
-          <w:rtl w:val="0"/>
-        </w:rPr>
-        <w:t xml:space="preserve">Dr. Joy Buolamwini</w:t>
-      </w:r>
-    </w:p>
-    <w:p>
-      <w:pPr>
-        <w:jc w:val="center"/>
-        <w:rPr>
-          <w:b w:val="1"/>
-          <w:bCs w:val="1"/>
-          <w:sz w:val="26"/>
-          <w:szCs w:val="26"/>
-        </w:rPr>
-      </w:pPr>
-      <w:r>
-        <w:rPr>
-          <w:b w:val="1"/>
-          <w:bCs w:val="1"/>
-          <w:sz w:val="26"/>
-          <w:szCs w:val="26"/>
-          <w:rtl w:val="0"/>
-        </w:rPr>
-        <w:t xml:space="preserve">Script V3</w:t>
-      </w:r>
-      <w:r>
-        <w:rPr>
-          <w:rtl w:val="0"/>
-        </w:rPr>
-      </w:r>
-    </w:p>
-    <w:p>
-      <w:pPr>
-        <w:rPr>
-          <w:b w:val="1"/>
-          <w:bCs w:val="1"/>
-        </w:rPr>
-      </w:pPr>
-      <w:r>
-        <w:rPr>
-          <w:rtl w:val="0"/>
-        </w:rPr>
-      </w:r>
-    </w:p>
-    <w:p>
-      <w:pPr>
-        <w:rPr>
-          <w:b w:val="1"/>
-          <w:bCs w:val="1"/>
-          <w:u w:val="single"/>
-        </w:rPr>
-      </w:pPr>
-      <w:r>
-        <w:rPr>
-          <w:rtl w:val="0"/>
-        </w:rPr>
-      </w:r>
-    </w:p>
-    <w:p>
-      <w:pPr>
-        <w:rPr/>
-      </w:pPr>
-      <w:r>
-        <w:rPr>
-          <w:b w:val="1"/>
-          <w:bCs w:val="1"/>
-          <w:u w:val="single"/>
-          <w:rtl w:val="0"/>
-        </w:rPr>
-        <w:t xml:space="preserve">Focus</w:t>
-      </w:r>
-      <w:r>
-        <w:rPr>
-          <w:b w:val="1"/>
-          <w:bCs w:val="1"/>
-          <w:rtl w:val="0"/>
-        </w:rPr>
-        <w:t xml:space="preserve">:</w:t>
-      </w:r>
-      <w:r>
-        <w:rPr>
-          <w:rtl w:val="0"/>
-        </w:rPr>
-        <w:t xml:space="preserve"> What is algorithmic bias and how do we avoid its pitfalls?</w:t>
-      </w:r>
-    </w:p>
-    <w:p>
-      <w:pPr>
-        <w:rPr>
-          <w:b w:val="1"/>
-          <w:bCs w:val="1"/>
-        </w:rPr>
-      </w:pPr>
-      <w:r>
-        <w:rPr>
-          <w:rtl w:val="0"/>
-        </w:rPr>
-      </w:r>
-    </w:p>
-    <w:p>
-      <w:pPr>
-        <w:pStyle w:val="Heading3"/>
-        <w:rPr>
-          <w:u w:val="single"/>
-        </w:rPr>
-      </w:pPr>
-      <w:bookmarkStart w:colFirst="0" w:colLast="0" w:name="_ggtxa76goxzf" w:id="1"/>
-      <w:bookmarkEnd w:id="1"/>
-      <w:r>
-        <w:pict>
-          <v:rect style="width:0.0pt;height:1.5pt" o:hr="t" o:hrstd="t" o:hralign="center" fillcolor="#A0A0A0" stroked="f"/>
-        </w:pict>
-      </w:r>
-      <w:r>
-        <w:rPr>
-          <w:rtl w:val="0"/>
-        </w:rPr>
-      </w:r>
-    </w:p>
-    <w:p>
-      <w:pPr>
-        <w:rPr/>
-      </w:pPr>
-      <w:r>
-        <w:rPr>
-          <w:rtl w:val="0"/>
-        </w:rPr>
-      </w:r>
-    </w:p>
-    <w:p>
-      <w:pPr>
-        <w:pStyle w:val="Heading3"/>
-        <w:rPr/>
-      </w:pPr>
-      <w:bookmarkStart w:colFirst="0" w:colLast="0" w:name="_7e6ga11ef1g5" w:id="2"/>
-      <w:bookmarkEnd w:id="2"/>
-      <w:r>
-        <w:rPr>
-          <w:u w:val="single"/>
-          <w:rtl w:val="0"/>
-        </w:rPr>
-        <w:t xml:space="preserve">BEAT 1</w:t>
-      </w:r>
-      <w:r>
-        <w:rPr>
-          <w:rtl w:val="0"/>
-        </w:rPr>
-        <w:t xml:space="preserve">: THE STAKES</w:t>
-      </w:r>
-    </w:p>
-    <w:p>
-      <w:pPr>
-        <w:rPr/>
-      </w:pPr>
-      <w:r>
-        <w:rPr>
-          <w:rtl w:val="0"/>
-        </w:rPr>
-      </w:r>
-    </w:p>
-    <w:p>
-      <w:pPr>
-        <w:ind w:firstLine="720"/>
-        <w:rPr>
-          <w:b w:val="1"/>
-          <w:bCs w:val="1"/>
-        </w:rPr>
-      </w:pPr>
-      <w:r>
-        <w:rPr>
-          <w:b w:val="1"/>
-          <w:bCs w:val="1"/>
-          <w:rtl w:val="0"/>
-        </w:rPr>
-        <w:t xml:space="preserve">[music fades in]</w:t>
-      </w:r>
-      <w:r>
-        <w:rPr>
-          <w:rtl w:val="0"/>
-        </w:rPr>
-      </w:r>
-    </w:p>
-    <w:p>
-      <w:pPr>
-        <w:rPr/>
-      </w:pPr>
-      <w:r>
-        <w:rPr>
-          <w:rtl w:val="0"/>
-        </w:rPr>
-      </w:r>
-    </w:p>
     <w:p>
       <w:pPr>
         <w:rPr>
